--- a/tillsyn/A 29098-2026 tillsynsbegäran.docx
+++ b/tillsyn/A 29098-2026 tillsynsbegäran.docx
@@ -249,7 +249,7 @@
     <w:r>
       <w:tab/>
       <w:tab/>
-      <w:t>2026-06-30</w:t>
+      <w:t>2026-07-01</w:t>
       <w:br/>
       <w:br/>
     </w:r>

--- a/tillsyn/A 29098-2026 tillsynsbegäran.docx
+++ b/tillsyn/A 29098-2026 tillsynsbegäran.docx
@@ -249,7 +249,7 @@
     <w:r>
       <w:tab/>
       <w:tab/>
-      <w:t>2026-07-01</w:t>
+      <w:t>2026-07-02</w:t>
       <w:br/>
       <w:br/>
     </w:r>

--- a/tillsyn/A 29098-2026 tillsynsbegäran.docx
+++ b/tillsyn/A 29098-2026 tillsynsbegäran.docx
@@ -249,7 +249,7 @@
     <w:r>
       <w:tab/>
       <w:tab/>
-      <w:t>2026-07-13</w:t>
+      <w:t>2026-07-14</w:t>
       <w:br/>
       <w:br/>
     </w:r>

--- a/tillsyn/A 29098-2026 tillsynsbegäran.docx
+++ b/tillsyn/A 29098-2026 tillsynsbegäran.docx
@@ -249,7 +249,7 @@
     <w:r>
       <w:tab/>
       <w:tab/>
-      <w:t>2026-07-14</w:t>
+      <w:t>2026-07-15</w:t>
       <w:br/>
       <w:br/>
     </w:r>

--- a/tillsyn/A 29098-2026 tillsynsbegäran.docx
+++ b/tillsyn/A 29098-2026 tillsynsbegäran.docx
@@ -249,7 +249,7 @@
     <w:r>
       <w:tab/>
       <w:tab/>
-      <w:t>2026-07-15</w:t>
+      <w:t>2026-07-16</w:t>
       <w:br/>
       <w:br/>
     </w:r>

--- a/tillsyn/A 29098-2026 tillsynsbegäran.docx
+++ b/tillsyn/A 29098-2026 tillsynsbegäran.docx
@@ -249,7 +249,7 @@
     <w:r>
       <w:tab/>
       <w:tab/>
-      <w:t>2026-07-16</w:t>
+      <w:t>2026-07-17</w:t>
       <w:br/>
       <w:br/>
     </w:r>

--- a/tillsyn/A 29098-2026 tillsynsbegäran.docx
+++ b/tillsyn/A 29098-2026 tillsynsbegäran.docx
@@ -249,7 +249,7 @@
     <w:r>
       <w:tab/>
       <w:tab/>
-      <w:t>2026-07-17</w:t>
+      <w:t>2026-07-18</w:t>
       <w:br/>
       <w:br/>
     </w:r>

--- a/tillsyn/A 29098-2026 tillsynsbegäran.docx
+++ b/tillsyn/A 29098-2026 tillsynsbegäran.docx
@@ -249,7 +249,7 @@
     <w:r>
       <w:tab/>
       <w:tab/>
-      <w:t>2026-07-18</w:t>
+      <w:t>2026-07-19</w:t>
       <w:br/>
       <w:br/>
     </w:r>

--- a/tillsyn/A 29098-2026 tillsynsbegäran.docx
+++ b/tillsyn/A 29098-2026 tillsynsbegäran.docx
@@ -249,7 +249,7 @@
     <w:r>
       <w:tab/>
       <w:tab/>
-      <w:t>2026-07-19</w:t>
+      <w:t>2026-07-20</w:t>
       <w:br/>
       <w:br/>
     </w:r>

--- a/tillsyn/A 29098-2026 tillsynsbegäran.docx
+++ b/tillsyn/A 29098-2026 tillsynsbegäran.docx
@@ -249,7 +249,7 @@
     <w:r>
       <w:tab/>
       <w:tab/>
-      <w:t>2026-07-20</w:t>
+      <w:t>2026-07-21</w:t>
       <w:br/>
       <w:br/>
     </w:r>

--- a/tillsyn/A 29098-2026 tillsynsbegäran.docx
+++ b/tillsyn/A 29098-2026 tillsynsbegäran.docx
@@ -22,7 +22,7 @@
       <w:r>
         <w:drawing>
           <wp:inline xmlns:a="http://schemas.openxmlformats.org/drawingml/2006/main" xmlns:pic="http://schemas.openxmlformats.org/drawingml/2006/picture">
-            <wp:extent cx="4994239" cy="5724000"/>
+            <wp:extent cx="5025711" cy="5724000"/>
             <wp:docPr id="1" name="Picture 1"/>
             <wp:cNvGraphicFramePr>
               <a:graphicFrameLocks noChangeAspect="1"/>
@@ -43,7 +43,7 @@
                   <pic:spPr>
                     <a:xfrm>
                       <a:off x="0" y="0"/>
-                      <a:ext cx="4994239" cy="5724000"/>
+                      <a:ext cx="5025711" cy="5724000"/>
                     </a:xfrm>
                     <a:prstGeom prst="rect"/>
                   </pic:spPr>
@@ -249,7 +249,7 @@
     <w:r>
       <w:tab/>
       <w:tab/>
-      <w:t>2026-07-21</w:t>
+      <w:t>2026-07-22</w:t>
       <w:br/>
       <w:br/>
     </w:r>

--- a/tillsyn/A 29098-2026 tillsynsbegäran.docx
+++ b/tillsyn/A 29098-2026 tillsynsbegäran.docx
@@ -12,7 +12,7 @@
     </w:p>
     <w:p>
       <w:r>
-        <w:t>Denna tillsynsbegäran behandlar höga naturvärden i avverkningsanmälan A 29098-2026 i Härjedalens kommun som inkom 2026-06-27 och omfattar 22,5 ha.</w:t>
+        <w:t>Denna tillsynsbegäran behandlar höga naturvärden i avverkningsanmälan A 29098-2026 i Härjedalens kommun som inkom 2026-06-27 och omfattar 24,1 ha.</w:t>
       </w:r>
     </w:p>
     <w:p>
@@ -22,7 +22,7 @@
       <w:r>
         <w:drawing>
           <wp:inline xmlns:a="http://schemas.openxmlformats.org/drawingml/2006/main" xmlns:pic="http://schemas.openxmlformats.org/drawingml/2006/picture">
-            <wp:extent cx="5025711" cy="5724000"/>
+            <wp:extent cx="4960800" cy="5724000"/>
             <wp:docPr id="1" name="Picture 1"/>
             <wp:cNvGraphicFramePr>
               <a:graphicFrameLocks noChangeAspect="1"/>
@@ -43,7 +43,7 @@
                   <pic:spPr>
                     <a:xfrm>
                       <a:off x="0" y="0"/>
-                      <a:ext cx="5025711" cy="5724000"/>
+                      <a:ext cx="4960800" cy="5724000"/>
                     </a:xfrm>
                     <a:prstGeom prst="rect"/>
                   </pic:spPr>
@@ -60,12 +60,12 @@
         <w:spacing w:after="240"/>
       </w:pPr>
       <w:r>
-        <w:t>Figur 1. Fyndplatser för naturvårdsarter inom 18 meter från avverkningsanmälan. Markörer utan svart kant är placerade på fyndplatsen. Markörer med svart kant är placerade vid sidan av fyndplatsen har ett svart streck som visar fyndplatsens exakta position. Kartans mittpunktskoordinat är N 6931370, E 370102 i SWEREF 99 TM.</w:t>
+        <w:t>Figur 1. Fyndplatser för naturvårdsarter inom 19 meter från avverkningsanmälan. Markörer utan svart kant är placerade på fyndplatsen. Markörer med svart kant är placerade vid sidan av fyndplatsen har ett svart streck som visar fyndplatsens exakta position. Kartans mittpunktskoordinat är N 6931373, E 370104 i SWEREF 99 TM.</w:t>
       </w:r>
     </w:p>
     <w:p>
       <w:r>
-        <w:t>Inom 18 meter från avverkningsanmälan finns fynd av 2 naturvårdsarter, varav 2 är rödlistade och 2 är fridlysta: drillsnäppa (NT, §4) och skrattmås (NT, §4). Se Figur 1.</w:t>
+        <w:t>Inom 19 meter från avverkningsanmälan finns fynd av 2 naturvårdsarter, varav 2 är rödlistade och 2 är fridlysta: drillsnäppa (NT, §4) och skrattmås (NT, §4). Se Figur 1.</w:t>
       </w:r>
     </w:p>
     <w:p>
@@ -249,7 +249,7 @@
     <w:r>
       <w:tab/>
       <w:tab/>
-      <w:t>2026-07-22</w:t>
+      <w:t>2026-07-23</w:t>
       <w:br/>
       <w:br/>
     </w:r>

--- a/tillsyn/A 29098-2026 tillsynsbegäran.docx
+++ b/tillsyn/A 29098-2026 tillsynsbegäran.docx
@@ -249,7 +249,7 @@
     <w:r>
       <w:tab/>
       <w:tab/>
-      <w:t>2026-07-23</w:t>
+      <w:t>2026-07-24</w:t>
       <w:br/>
       <w:br/>
     </w:r>

--- a/tillsyn/A 29098-2026 tillsynsbegäran.docx
+++ b/tillsyn/A 29098-2026 tillsynsbegäran.docx
@@ -249,7 +249,7 @@
     <w:r>
       <w:tab/>
       <w:tab/>
-      <w:t>2026-07-24</w:t>
+      <w:t>2026-07-25</w:t>
       <w:br/>
       <w:br/>
     </w:r>

--- a/tillsyn/A 29098-2026 tillsynsbegäran.docx
+++ b/tillsyn/A 29098-2026 tillsynsbegäran.docx
@@ -249,7 +249,7 @@
     <w:r>
       <w:tab/>
       <w:tab/>
-      <w:t>2026-07-25</w:t>
+      <w:t>2026-07-26</w:t>
       <w:br/>
       <w:br/>
     </w:r>

--- a/tillsyn/A 29098-2026 tillsynsbegäran.docx
+++ b/tillsyn/A 29098-2026 tillsynsbegäran.docx
@@ -249,7 +249,7 @@
     <w:r>
       <w:tab/>
       <w:tab/>
-      <w:t>2026-07-26</w:t>
+      <w:t>2026-07-27</w:t>
       <w:br/>
       <w:br/>
     </w:r>

--- a/tillsyn/A 29098-2026 tillsynsbegäran.docx
+++ b/tillsyn/A 29098-2026 tillsynsbegäran.docx
@@ -249,7 +249,7 @@
     <w:r>
       <w:tab/>
       <w:tab/>
-      <w:t>2026-07-27</w:t>
+      <w:t>2026-07-28</w:t>
       <w:br/>
       <w:br/>
     </w:r>

--- a/tillsyn/A 29098-2026 tillsynsbegäran.docx
+++ b/tillsyn/A 29098-2026 tillsynsbegäran.docx
@@ -249,7 +249,7 @@
     <w:r>
       <w:tab/>
       <w:tab/>
-      <w:t>2026-07-28</w:t>
+      <w:t>2026-07-29</w:t>
       <w:br/>
       <w:br/>
     </w:r>

--- a/tillsyn/A 29098-2026 tillsynsbegäran.docx
+++ b/tillsyn/A 29098-2026 tillsynsbegäran.docx
@@ -249,7 +249,7 @@
     <w:r>
       <w:tab/>
       <w:tab/>
-      <w:t>2026-07-29</w:t>
+      <w:t>2026-07-30</w:t>
       <w:br/>
       <w:br/>
     </w:r>

--- a/tillsyn/A 29098-2026 tillsynsbegäran.docx
+++ b/tillsyn/A 29098-2026 tillsynsbegäran.docx
@@ -249,7 +249,7 @@
     <w:r>
       <w:tab/>
       <w:tab/>
-      <w:t>2026-07-30</w:t>
+      <w:t>2026-07-31</w:t>
       <w:br/>
       <w:br/>
     </w:r>

--- a/tillsyn/A 29098-2026 tillsynsbegäran.docx
+++ b/tillsyn/A 29098-2026 tillsynsbegäran.docx
@@ -249,7 +249,7 @@
     <w:r>
       <w:tab/>
       <w:tab/>
-      <w:t>2026-07-31</w:t>
+      <w:t>2026-08-01</w:t>
       <w:br/>
       <w:br/>
     </w:r>

--- a/tillsyn/A 29098-2026 tillsynsbegäran.docx
+++ b/tillsyn/A 29098-2026 tillsynsbegäran.docx
@@ -249,7 +249,7 @@
     <w:r>
       <w:tab/>
       <w:tab/>
-      <w:t>2026-08-01</w:t>
+      <w:t>2026-08-02</w:t>
       <w:br/>
       <w:br/>
     </w:r>

--- a/tillsyn/A 29098-2026 tillsynsbegäran.docx
+++ b/tillsyn/A 29098-2026 tillsynsbegäran.docx
@@ -249,7 +249,7 @@
     <w:r>
       <w:tab/>
       <w:tab/>
-      <w:t>2026-08-02</w:t>
+      <w:t>2026-08-03</w:t>
       <w:br/>
       <w:br/>
     </w:r>

--- a/tillsyn/A 29098-2026 tillsynsbegäran.docx
+++ b/tillsyn/A 29098-2026 tillsynsbegäran.docx
@@ -249,7 +249,7 @@
     <w:r>
       <w:tab/>
       <w:tab/>
-      <w:t>2026-08-03</w:t>
+      <w:t>2026-08-05</w:t>
       <w:br/>
       <w:br/>
     </w:r>

--- a/tillsyn/A 29098-2026 tillsynsbegäran.docx
+++ b/tillsyn/A 29098-2026 tillsynsbegäran.docx
@@ -249,7 +249,7 @@
     <w:r>
       <w:tab/>
       <w:tab/>
-      <w:t>2026-08-05</w:t>
+      <w:t>2026-08-07</w:t>
       <w:br/>
       <w:br/>
     </w:r>

--- a/tillsyn/A 29098-2026 tillsynsbegäran.docx
+++ b/tillsyn/A 29098-2026 tillsynsbegäran.docx
@@ -249,7 +249,7 @@
     <w:r>
       <w:tab/>
       <w:tab/>
-      <w:t>2026-08-07</w:t>
+      <w:t>2026-08-08</w:t>
       <w:br/>
       <w:br/>
     </w:r>

--- a/tillsyn/A 29098-2026 tillsynsbegäran.docx
+++ b/tillsyn/A 29098-2026 tillsynsbegäran.docx
@@ -60,7 +60,7 @@
         <w:spacing w:after="240"/>
       </w:pPr>
       <w:r>
-        <w:t>Figur 1. Fyndplatser för naturvårdsarter inom 19 meter från avverkningsanmälan. Markörer utan svart kant är placerade på fyndplatsen. Markörer med svart kant är placerade vid sidan av fyndplatsen har ett svart streck som visar fyndplatsens exakta position. Kartans mittpunktskoordinat är N 6931373, E 370104 i SWEREF 99 TM.</w:t>
+        <w:t>Figur 1. Fyndplatser för naturvårdsarter inom 19 meter från avverkningsanmälan. Markörer utan svart kant är placerade på fyndplatsen. Markörer med svart kant är placerade vid sidan av fyndplatsen och har ett svart streck som visar fyndplatsens exakta position. Kartans mittpunktskoordinat är N 6931373, E 370104 i SWEREF 99 TM.</w:t>
       </w:r>
     </w:p>
     <w:p>
@@ -249,7 +249,7 @@
     <w:r>
       <w:tab/>
       <w:tab/>
-      <w:t>2026-08-14</w:t>
+      <w:t>2026-08-15</w:t>
       <w:br/>
       <w:br/>
     </w:r>

--- a/tillsyn/A 29098-2026 tillsynsbegäran.docx
+++ b/tillsyn/A 29098-2026 tillsynsbegäran.docx
@@ -249,7 +249,7 @@
     <w:r>
       <w:tab/>
       <w:tab/>
-      <w:t>2026-08-15</w:t>
+      <w:t>2026-08-16</w:t>
       <w:br/>
       <w:br/>
     </w:r>

--- a/tillsyn/A 29098-2026 tillsynsbegäran.docx
+++ b/tillsyn/A 29098-2026 tillsynsbegäran.docx
@@ -249,7 +249,7 @@
     <w:r>
       <w:tab/>
       <w:tab/>
-      <w:t>2026-08-16</w:t>
+      <w:t>2026-08-17</w:t>
       <w:br/>
       <w:br/>
     </w:r>

--- a/tillsyn/A 29098-2026 tillsynsbegäran.docx
+++ b/tillsyn/A 29098-2026 tillsynsbegäran.docx
@@ -249,7 +249,7 @@
     <w:r>
       <w:tab/>
       <w:tab/>
-      <w:t>2026-08-17</w:t>
+      <w:t>2026-08-18</w:t>
       <w:br/>
       <w:br/>
     </w:r>

--- a/tillsyn/A 29098-2026 tillsynsbegäran.docx
+++ b/tillsyn/A 29098-2026 tillsynsbegäran.docx
@@ -249,7 +249,7 @@
     <w:r>
       <w:tab/>
       <w:tab/>
-      <w:t>2026-08-18</w:t>
+      <w:t>2026-08-19</w:t>
       <w:br/>
       <w:br/>
     </w:r>

--- a/tillsyn/A 29098-2026 tillsynsbegäran.docx
+++ b/tillsyn/A 29098-2026 tillsynsbegäran.docx
@@ -249,7 +249,7 @@
     <w:r>
       <w:tab/>
       <w:tab/>
-      <w:t>2026-08-19</w:t>
+      <w:t>2026-08-20</w:t>
       <w:br/>
       <w:br/>
     </w:r>

--- a/tillsyn/A 29098-2026 tillsynsbegäran.docx
+++ b/tillsyn/A 29098-2026 tillsynsbegäran.docx
@@ -249,7 +249,7 @@
     <w:r>
       <w:tab/>
       <w:tab/>
-      <w:t>2026-08-20</w:t>
+      <w:t>2026-08-21</w:t>
       <w:br/>
       <w:br/>
     </w:r>

--- a/tillsyn/A 29098-2026 tillsynsbegäran.docx
+++ b/tillsyn/A 29098-2026 tillsynsbegäran.docx
@@ -249,7 +249,7 @@
     <w:r>
       <w:tab/>
       <w:tab/>
-      <w:t>2026-08-21</w:t>
+      <w:t>2026-08-22</w:t>
       <w:br/>
       <w:br/>
     </w:r>

--- a/tillsyn/A 29098-2026 tillsynsbegäran.docx
+++ b/tillsyn/A 29098-2026 tillsynsbegäran.docx
@@ -249,7 +249,7 @@
     <w:r>
       <w:tab/>
       <w:tab/>
-      <w:t>2026-08-22</w:t>
+      <w:t>2026-08-23</w:t>
       <w:br/>
       <w:br/>
     </w:r>

--- a/tillsyn/A 29098-2026 tillsynsbegäran.docx
+++ b/tillsyn/A 29098-2026 tillsynsbegäran.docx
@@ -249,7 +249,7 @@
     <w:r>
       <w:tab/>
       <w:tab/>
-      <w:t>2026-08-23</w:t>
+      <w:t>2026-08-24</w:t>
       <w:br/>
       <w:br/>
     </w:r>

--- a/tillsyn/A 29098-2026 tillsynsbegäran.docx
+++ b/tillsyn/A 29098-2026 tillsynsbegäran.docx
@@ -249,7 +249,7 @@
     <w:r>
       <w:tab/>
       <w:tab/>
-      <w:t>2026-08-24</w:t>
+      <w:t>2026-08-25</w:t>
       <w:br/>
       <w:br/>
     </w:r>

--- a/tillsyn/A 29098-2026 tillsynsbegäran.docx
+++ b/tillsyn/A 29098-2026 tillsynsbegäran.docx
@@ -249,7 +249,7 @@
     <w:r>
       <w:tab/>
       <w:tab/>
-      <w:t>2026-08-25</w:t>
+      <w:t>2026-08-26</w:t>
       <w:br/>
       <w:br/>
     </w:r>

--- a/tillsyn/A 29098-2026 tillsynsbegäran.docx
+++ b/tillsyn/A 29098-2026 tillsynsbegäran.docx
@@ -249,7 +249,7 @@
     <w:r>
       <w:tab/>
       <w:tab/>
-      <w:t>2026-08-26</w:t>
+      <w:t>2026-08-27</w:t>
       <w:br/>
       <w:br/>
     </w:r>

--- a/tillsyn/A 29098-2026 tillsynsbegäran.docx
+++ b/tillsyn/A 29098-2026 tillsynsbegäran.docx
@@ -249,7 +249,7 @@
     <w:r>
       <w:tab/>
       <w:tab/>
-      <w:t>2026-08-27</w:t>
+      <w:t>2026-08-28</w:t>
       <w:br/>
       <w:br/>
     </w:r>

--- a/tillsyn/A 29098-2026 tillsynsbegäran.docx
+++ b/tillsyn/A 29098-2026 tillsynsbegäran.docx
@@ -249,7 +249,7 @@
     <w:r>
       <w:tab/>
       <w:tab/>
-      <w:t>2026-08-28</w:t>
+      <w:t>2026-08-29</w:t>
       <w:br/>
       <w:br/>
     </w:r>

--- a/tillsyn/A 29098-2026 tillsynsbegäran.docx
+++ b/tillsyn/A 29098-2026 tillsynsbegäran.docx
@@ -249,7 +249,7 @@
     <w:r>
       <w:tab/>
       <w:tab/>
-      <w:t>2026-08-29</w:t>
+      <w:t>2026-08-31</w:t>
       <w:br/>
       <w:br/>
     </w:r>

--- a/tillsyn/A 29098-2026 tillsynsbegäran.docx
+++ b/tillsyn/A 29098-2026 tillsynsbegäran.docx
@@ -249,7 +249,7 @@
     <w:r>
       <w:tab/>
       <w:tab/>
-      <w:t>2026-08-31</w:t>
+      <w:t>2026-09-01</w:t>
       <w:br/>
       <w:br/>
     </w:r>

--- a/tillsyn/A 29098-2026 tillsynsbegäran.docx
+++ b/tillsyn/A 29098-2026 tillsynsbegäran.docx
@@ -249,7 +249,7 @@
     <w:r>
       <w:tab/>
       <w:tab/>
-      <w:t>2026-09-01</w:t>
+      <w:t>2026-09-02</w:t>
       <w:br/>
       <w:br/>
     </w:r>

--- a/tillsyn/A 29098-2026 tillsynsbegäran.docx
+++ b/tillsyn/A 29098-2026 tillsynsbegäran.docx
@@ -249,7 +249,7 @@
     <w:r>
       <w:tab/>
       <w:tab/>
-      <w:t>2026-09-02</w:t>
+      <w:t>2026-09-03</w:t>
       <w:br/>
       <w:br/>
     </w:r>

--- a/tillsyn/A 29098-2026 tillsynsbegäran.docx
+++ b/tillsyn/A 29098-2026 tillsynsbegäran.docx
@@ -249,7 +249,7 @@
     <w:r>
       <w:tab/>
       <w:tab/>
-      <w:t>2026-09-03</w:t>
+      <w:t>2026-09-04</w:t>
       <w:br/>
       <w:br/>
     </w:r>

--- a/tillsyn/A 29098-2026 tillsynsbegäran.docx
+++ b/tillsyn/A 29098-2026 tillsynsbegäran.docx
@@ -249,7 +249,7 @@
     <w:r>
       <w:tab/>
       <w:tab/>
-      <w:t>2026-09-04</w:t>
+      <w:t>2026-09-05</w:t>
       <w:br/>
       <w:br/>
     </w:r>

--- a/tillsyn/A 29098-2026 tillsynsbegäran.docx
+++ b/tillsyn/A 29098-2026 tillsynsbegäran.docx
@@ -249,7 +249,7 @@
     <w:r>
       <w:tab/>
       <w:tab/>
-      <w:t>2026-09-05</w:t>
+      <w:t>2026-09-06</w:t>
       <w:br/>
       <w:br/>
     </w:r>

--- a/tillsyn/A 29098-2026 tillsynsbegäran.docx
+++ b/tillsyn/A 29098-2026 tillsynsbegäran.docx
@@ -249,7 +249,7 @@
     <w:r>
       <w:tab/>
       <w:tab/>
-      <w:t>2026-09-06</w:t>
+      <w:t>2026-09-07</w:t>
       <w:br/>
       <w:br/>
     </w:r>

--- a/tillsyn/A 29098-2026 tillsynsbegäran.docx
+++ b/tillsyn/A 29098-2026 tillsynsbegäran.docx
@@ -249,7 +249,7 @@
     <w:r>
       <w:tab/>
       <w:tab/>
-      <w:t>2026-09-07</w:t>
+      <w:t>2026-09-08</w:t>
       <w:br/>
       <w:br/>
     </w:r>

--- a/tillsyn/A 29098-2026 tillsynsbegäran.docx
+++ b/tillsyn/A 29098-2026 tillsynsbegäran.docx
@@ -249,7 +249,7 @@
     <w:r>
       <w:tab/>
       <w:tab/>
-      <w:t>2026-09-08</w:t>
+      <w:t>2026-09-09</w:t>
       <w:br/>
       <w:br/>
     </w:r>

--- a/tillsyn/A 29098-2026 tillsynsbegäran.docx
+++ b/tillsyn/A 29098-2026 tillsynsbegäran.docx
@@ -249,7 +249,7 @@
     <w:r>
       <w:tab/>
       <w:tab/>
-      <w:t>2026-09-09</w:t>
+      <w:t>2026-09-10</w:t>
       <w:br/>
       <w:br/>
     </w:r>

--- a/tillsyn/A 29098-2026 tillsynsbegäran.docx
+++ b/tillsyn/A 29098-2026 tillsynsbegäran.docx
@@ -249,7 +249,7 @@
     <w:r>
       <w:tab/>
       <w:tab/>
-      <w:t>2026-09-10</w:t>
+      <w:t>2026-09-11</w:t>
       <w:br/>
       <w:br/>
     </w:r>

--- a/tillsyn/A 29098-2026 tillsynsbegäran.docx
+++ b/tillsyn/A 29098-2026 tillsynsbegäran.docx
@@ -249,7 +249,7 @@
     <w:r>
       <w:tab/>
       <w:tab/>
-      <w:t>2026-09-11</w:t>
+      <w:t>2026-09-12</w:t>
       <w:br/>
       <w:br/>
     </w:r>

--- a/tillsyn/A 29098-2026 tillsynsbegäran.docx
+++ b/tillsyn/A 29098-2026 tillsynsbegäran.docx
@@ -249,7 +249,7 @@
     <w:r>
       <w:tab/>
       <w:tab/>
-      <w:t>2026-09-12</w:t>
+      <w:t>2026-09-13</w:t>
       <w:br/>
       <w:br/>
     </w:r>
